--- a/Sprint20260921-20261002/HERO-68451_20260929_091141.docx
+++ b/Sprint20260921-20261002/HERO-68451_20260929_091141.docx
@@ -5905,779 +5905,6 @@
           <w:u w:val="none"/>
         </w:rPr>
         <w:t>: Supreme zone and lower zones configured for testing</w:t>
-      </w:r>
-    </w:p>
-    <w:p>
-      <w:pPr>
-        <w:spacing w:before="200" w:after="120"/>
-      </w:pPr>
-      <w:r>
-        <w:rPr>
-          <w:rFonts w:ascii="Arial" w:hAnsi="Arial" w:eastAsia="Arial" w:cs="Arial"/>
-          <w:b/>
-          <w:color w:val="000000"/>
-          <w:sz w:val="26"/>
-          <w:u w:val="single"/>
-        </w:rPr>
-        <w:t>Appendix</w:t>
-      </w:r>
-    </w:p>
-    <w:p>
-      <w:pPr>
-        <w:spacing w:before="160" w:after="80"/>
-      </w:pPr>
-      <w:r>
-        <w:rPr>
-          <w:rFonts w:ascii="Arial" w:hAnsi="Arial" w:eastAsia="Arial" w:cs="Arial"/>
-          <w:b/>
-          <w:color w:val="001EFF"/>
-          <w:sz w:val="24"/>
-          <w:u w:val="none"/>
-        </w:rPr>
-        <w:t>Acceptance Criteria from JIRA (HERO-68451)</w:t>
-      </w:r>
-    </w:p>
-    <w:p>
-      <w:pPr>
-        <w:spacing w:before="0" w:after="80"/>
-      </w:pPr>
-      <w:r>
-        <w:rPr>
-          <w:rFonts w:ascii="Arial" w:hAnsi="Arial" w:eastAsia="Arial" w:cs="Arial"/>
-          <w:b/>
-          <w:color w:val="000000"/>
-          <w:sz w:val="20"/>
-          <w:u w:val="none"/>
-        </w:rPr>
-        <w:t>Setting visibility and toggle:</w:t>
-      </w:r>
-    </w:p>
-    <w:p>
-      <w:pPr>
-        <w:spacing w:before="0" w:after="40"/>
-        <w:ind w:left="360" w:hanging="240"/>
-      </w:pPr>
-      <w:r>
-        <w:rPr>
-          <w:rFonts w:ascii="Arial" w:hAnsi="Arial" w:eastAsia="Arial" w:cs="Arial"/>
-          <w:b w:val="0"/>
-          <w:color w:val="000000"/>
-          <w:sz w:val="20"/>
-          <w:u w:val="none"/>
-        </w:rPr>
-        <w:t>• Given a user with access to System Configuration is logged into the Admin Console</w:t>
-      </w:r>
-    </w:p>
-    <w:p>
-      <w:pPr>
-        <w:spacing w:before="0" w:after="40"/>
-        <w:ind w:left="360" w:hanging="240"/>
-      </w:pPr>
-      <w:r>
-        <w:rPr>
-          <w:rFonts w:ascii="Arial" w:hAnsi="Arial" w:eastAsia="Arial" w:cs="Arial"/>
-          <w:b w:val="0"/>
-          <w:color w:val="000000"/>
-          <w:sz w:val="20"/>
-          <w:u w:val="none"/>
-        </w:rPr>
-        <w:t>• When they navigate to System Management &gt; System Configuration</w:t>
-      </w:r>
-    </w:p>
-    <w:p>
-      <w:pPr>
-        <w:spacing w:before="0" w:after="40"/>
-        <w:ind w:left="360" w:hanging="240"/>
-      </w:pPr>
-      <w:r>
-        <w:rPr>
-          <w:rFonts w:ascii="Arial" w:hAnsi="Arial" w:eastAsia="Arial" w:cs="Arial"/>
-          <w:b w:val="0"/>
-          <w:color w:val="000000"/>
-          <w:sz w:val="20"/>
-          <w:u w:val="none"/>
-        </w:rPr>
-        <w:t>• Then a new setting 'Hide Modules/Functions with no Access Rights' (On/Off toggle, default Off) is visible</w:t>
-      </w:r>
-    </w:p>
-    <w:p>
-      <w:pPr>
-        <w:spacing w:before="0" w:after="40"/>
-        <w:ind w:left="360" w:hanging="240"/>
-      </w:pPr>
-      <w:r>
-        <w:rPr>
-          <w:rFonts w:ascii="Arial" w:hAnsi="Arial" w:eastAsia="Arial" w:cs="Arial"/>
-          <w:b w:val="0"/>
-          <w:color w:val="000000"/>
-          <w:sz w:val="20"/>
-          <w:u w:val="none"/>
-        </w:rPr>
-        <w:t>• And the user can toggle the setting On or Off</w:t>
-      </w:r>
-    </w:p>
-    <w:p>
-      <w:pPr>
-        <w:spacing w:before="0" w:after="40"/>
-        <w:ind w:left="360" w:hanging="240"/>
-      </w:pPr>
-      <w:r>
-        <w:rPr>
-          <w:rFonts w:ascii="Arial" w:hAnsi="Arial" w:eastAsia="Arial" w:cs="Arial"/>
-          <w:b w:val="0"/>
-          <w:color w:val="000000"/>
-          <w:sz w:val="20"/>
-          <w:u w:val="none"/>
-        </w:rPr>
-        <w:t>• And the toggle action is recorded in Audit Log with UserID, timestamp, and action (On or Off)</w:t>
-      </w:r>
-    </w:p>
-    <w:p>
-      <w:pPr>
-        <w:spacing w:before="0" w:after="40"/>
-        <w:ind w:left="360" w:hanging="240"/>
-      </w:pPr>
-      <w:r>
-        <w:rPr>
-          <w:rFonts w:ascii="Arial" w:hAnsi="Arial" w:eastAsia="Arial" w:cs="Arial"/>
-          <w:b w:val="0"/>
-          <w:color w:val="000000"/>
-          <w:sz w:val="20"/>
-          <w:u w:val="none"/>
-        </w:rPr>
-        <w:t>• But a user without access to System Configuration cannot see or modify this setting</w:t>
-      </w:r>
-    </w:p>
-    <w:p>
-      <w:pPr>
-        <w:spacing w:before="0" w:after="80"/>
-      </w:pPr>
-      <w:r>
-        <w:rPr>
-          <w:rFonts w:ascii="Arial" w:hAnsi="Arial" w:eastAsia="Arial" w:cs="Arial"/>
-          <w:b/>
-          <w:color w:val="000000"/>
-          <w:sz w:val="20"/>
-          <w:u w:val="none"/>
-        </w:rPr>
-        <w:t>Module hidden when no Read permission exists for any function:</w:t>
-      </w:r>
-    </w:p>
-    <w:p>
-      <w:pPr>
-        <w:spacing w:before="0" w:after="40"/>
-        <w:ind w:left="360" w:hanging="240"/>
-      </w:pPr>
-      <w:r>
-        <w:rPr>
-          <w:rFonts w:ascii="Arial" w:hAnsi="Arial" w:eastAsia="Arial" w:cs="Arial"/>
-          <w:b w:val="0"/>
-          <w:color w:val="000000"/>
-          <w:sz w:val="20"/>
-          <w:u w:val="none"/>
-        </w:rPr>
-        <w:t>• Given the setting is On and a user has no Read permission for any function in the 'Reports' module</w:t>
-      </w:r>
-    </w:p>
-    <w:p>
-      <w:pPr>
-        <w:spacing w:before="0" w:after="40"/>
-        <w:ind w:left="360" w:hanging="240"/>
-      </w:pPr>
-      <w:r>
-        <w:rPr>
-          <w:rFonts w:ascii="Arial" w:hAnsi="Arial" w:eastAsia="Arial" w:cs="Arial"/>
-          <w:b w:val="0"/>
-          <w:color w:val="000000"/>
-          <w:sz w:val="20"/>
-          <w:u w:val="none"/>
-        </w:rPr>
-        <w:t>• When the user logs out and logs back in</w:t>
-      </w:r>
-    </w:p>
-    <w:p>
-      <w:pPr>
-        <w:spacing w:before="0" w:after="40"/>
-        <w:ind w:left="360" w:hanging="240"/>
-      </w:pPr>
-      <w:r>
-        <w:rPr>
-          <w:rFonts w:ascii="Arial" w:hAnsi="Arial" w:eastAsia="Arial" w:cs="Arial"/>
-          <w:b w:val="0"/>
-          <w:color w:val="000000"/>
-          <w:sz w:val="20"/>
-          <w:u w:val="none"/>
-        </w:rPr>
-        <w:t>• Then the 'Reports' module is not visible in the Admin Console navigation</w:t>
-      </w:r>
-    </w:p>
-    <w:p>
-      <w:pPr>
-        <w:spacing w:before="0" w:after="40"/>
-        <w:ind w:left="360" w:hanging="240"/>
-      </w:pPr>
-      <w:r>
-        <w:rPr>
-          <w:rFonts w:ascii="Arial" w:hAnsi="Arial" w:eastAsia="Arial" w:cs="Arial"/>
-          <w:b w:val="0"/>
-          <w:color w:val="000000"/>
-          <w:sz w:val="20"/>
-          <w:u w:val="none"/>
-        </w:rPr>
-        <w:t>• And navigating directly to any Reports URL redirects to a 'Page Not Found' page or the dashboard</w:t>
-      </w:r>
-    </w:p>
-    <w:p>
-      <w:pPr>
-        <w:spacing w:before="0" w:after="40"/>
-        <w:ind w:left="360" w:hanging="240"/>
-      </w:pPr>
-      <w:r>
-        <w:rPr>
-          <w:rFonts w:ascii="Arial" w:hAnsi="Arial" w:eastAsia="Arial" w:cs="Arial"/>
-          <w:b w:val="0"/>
-          <w:color w:val="000000"/>
-          <w:sz w:val="20"/>
-          <w:u w:val="none"/>
-        </w:rPr>
-        <w:t>• But the setting is Off, the 'Reports' module remains visible and navigating to it shows the 'No Access' error page as before</w:t>
-      </w:r>
-    </w:p>
-    <w:p>
-      <w:pPr>
-        <w:spacing w:before="0" w:after="80"/>
-      </w:pPr>
-      <w:r>
-        <w:rPr>
-          <w:rFonts w:ascii="Arial" w:hAnsi="Arial" w:eastAsia="Arial" w:cs="Arial"/>
-          <w:b/>
-          <w:color w:val="000000"/>
-          <w:sz w:val="20"/>
-          <w:u w:val="none"/>
-        </w:rPr>
-        <w:t>Partial module visibility when some Read permissions exist:</w:t>
-      </w:r>
-    </w:p>
-    <w:p>
-      <w:pPr>
-        <w:spacing w:before="0" w:after="40"/>
-        <w:ind w:left="360" w:hanging="240"/>
-      </w:pPr>
-      <w:r>
-        <w:rPr>
-          <w:rFonts w:ascii="Arial" w:hAnsi="Arial" w:eastAsia="Arial" w:cs="Arial"/>
-          <w:b w:val="0"/>
-          <w:color w:val="000000"/>
-          <w:sz w:val="20"/>
-          <w:u w:val="none"/>
-        </w:rPr>
-        <w:t>• Given the setting is On and a user has Read permission for 'User Management &gt; Create User' but not for 'User Management &gt; Delete User'</w:t>
-      </w:r>
-    </w:p>
-    <w:p>
-      <w:pPr>
-        <w:spacing w:before="0" w:after="40"/>
-        <w:ind w:left="360" w:hanging="240"/>
-      </w:pPr>
-      <w:r>
-        <w:rPr>
-          <w:rFonts w:ascii="Arial" w:hAnsi="Arial" w:eastAsia="Arial" w:cs="Arial"/>
-          <w:b w:val="0"/>
-          <w:color w:val="000000"/>
-          <w:sz w:val="20"/>
-          <w:u w:val="none"/>
-        </w:rPr>
-        <w:t>• When the user logs out and logs back in</w:t>
-      </w:r>
-    </w:p>
-    <w:p>
-      <w:pPr>
-        <w:spacing w:before="0" w:after="40"/>
-        <w:ind w:left="360" w:hanging="240"/>
-      </w:pPr>
-      <w:r>
-        <w:rPr>
-          <w:rFonts w:ascii="Arial" w:hAnsi="Arial" w:eastAsia="Arial" w:cs="Arial"/>
-          <w:b w:val="0"/>
-          <w:color w:val="000000"/>
-          <w:sz w:val="20"/>
-          <w:u w:val="none"/>
-        </w:rPr>
-        <w:t>• Then the 'User Management' module is visible in navigation</w:t>
-      </w:r>
-    </w:p>
-    <w:p>
-      <w:pPr>
-        <w:spacing w:before="0" w:after="40"/>
-        <w:ind w:left="360" w:hanging="240"/>
-      </w:pPr>
-      <w:r>
-        <w:rPr>
-          <w:rFonts w:ascii="Arial" w:hAnsi="Arial" w:eastAsia="Arial" w:cs="Arial"/>
-          <w:b w:val="0"/>
-          <w:color w:val="000000"/>
-          <w:sz w:val="20"/>
-          <w:u w:val="none"/>
-        </w:rPr>
-        <w:t>• And the 'Create User' function is visible within the module</w:t>
-      </w:r>
-    </w:p>
-    <w:p>
-      <w:pPr>
-        <w:spacing w:before="0" w:after="40"/>
-        <w:ind w:left="360" w:hanging="240"/>
-      </w:pPr>
-      <w:r>
-        <w:rPr>
-          <w:rFonts w:ascii="Arial" w:hAnsi="Arial" w:eastAsia="Arial" w:cs="Arial"/>
-          <w:b w:val="0"/>
-          <w:color w:val="000000"/>
-          <w:sz w:val="20"/>
-          <w:u w:val="none"/>
-        </w:rPr>
-        <w:t>• But the 'Delete User' function is hidden within the module</w:t>
-      </w:r>
-    </w:p>
-    <w:p>
-      <w:pPr>
-        <w:spacing w:before="0" w:after="40"/>
-        <w:ind w:left="360" w:hanging="240"/>
-      </w:pPr>
-      <w:r>
-        <w:rPr>
-          <w:rFonts w:ascii="Arial" w:hAnsi="Arial" w:eastAsia="Arial" w:cs="Arial"/>
-          <w:b w:val="0"/>
-          <w:color w:val="000000"/>
-          <w:sz w:val="20"/>
-          <w:u w:val="none"/>
-        </w:rPr>
-        <w:t>• And navigating directly to the 'Delete User' URL redirects to a 'Page Not Found' page or the dashboard</w:t>
-      </w:r>
-    </w:p>
-    <w:p>
-      <w:pPr>
-        <w:spacing w:before="0" w:after="80"/>
-      </w:pPr>
-      <w:r>
-        <w:rPr>
-          <w:rFonts w:ascii="Arial" w:hAnsi="Arial" w:eastAsia="Arial" w:cs="Arial"/>
-          <w:b/>
-          <w:color w:val="000000"/>
-          <w:sz w:val="20"/>
-          <w:u w:val="none"/>
-        </w:rPr>
-        <w:t>Module visible but empty when no child function has Read permission:</w:t>
-      </w:r>
-    </w:p>
-    <w:p>
-      <w:pPr>
-        <w:spacing w:before="0" w:after="40"/>
-        <w:ind w:left="360" w:hanging="240"/>
-      </w:pPr>
-      <w:r>
-        <w:rPr>
-          <w:rFonts w:ascii="Arial" w:hAnsi="Arial" w:eastAsia="Arial" w:cs="Arial"/>
-          <w:b w:val="0"/>
-          <w:color w:val="000000"/>
-          <w:sz w:val="20"/>
-          <w:u w:val="none"/>
-        </w:rPr>
-        <w:t>• Given the setting is On and a user has Read permission for a module but no Read permission for any of its child functions</w:t>
-      </w:r>
-    </w:p>
-    <w:p>
-      <w:pPr>
-        <w:spacing w:before="0" w:after="40"/>
-        <w:ind w:left="360" w:hanging="240"/>
-      </w:pPr>
-      <w:r>
-        <w:rPr>
-          <w:rFonts w:ascii="Arial" w:hAnsi="Arial" w:eastAsia="Arial" w:cs="Arial"/>
-          <w:b w:val="0"/>
-          <w:color w:val="000000"/>
-          <w:sz w:val="20"/>
-          <w:u w:val="none"/>
-        </w:rPr>
-        <w:t>• When the user logs out and logs back in</w:t>
-      </w:r>
-    </w:p>
-    <w:p>
-      <w:pPr>
-        <w:spacing w:before="0" w:after="40"/>
-        <w:ind w:left="360" w:hanging="240"/>
-      </w:pPr>
-      <w:r>
-        <w:rPr>
-          <w:rFonts w:ascii="Arial" w:hAnsi="Arial" w:eastAsia="Arial" w:cs="Arial"/>
-          <w:b w:val="0"/>
-          <w:color w:val="000000"/>
-          <w:sz w:val="20"/>
-          <w:u w:val="none"/>
-        </w:rPr>
-        <w:t>• Then the module is visible in navigation</w:t>
-      </w:r>
-    </w:p>
-    <w:p>
-      <w:pPr>
-        <w:spacing w:before="0" w:after="40"/>
-        <w:ind w:left="360" w:hanging="240"/>
-      </w:pPr>
-      <w:r>
-        <w:rPr>
-          <w:rFonts w:ascii="Arial" w:hAnsi="Arial" w:eastAsia="Arial" w:cs="Arial"/>
-          <w:b w:val="0"/>
-          <w:color w:val="000000"/>
-          <w:sz w:val="20"/>
-          <w:u w:val="none"/>
-        </w:rPr>
-        <w:t>• But the module appears empty or greyed out when opened, with no functions listed</w:t>
-      </w:r>
-    </w:p>
-    <w:p>
-      <w:pPr>
-        <w:spacing w:before="0" w:after="80"/>
-      </w:pPr>
-      <w:r>
-        <w:rPr>
-          <w:rFonts w:ascii="Arial" w:hAnsi="Arial" w:eastAsia="Arial" w:cs="Arial"/>
-          <w:b/>
-          <w:color w:val="000000"/>
-          <w:sz w:val="20"/>
-          <w:u w:val="none"/>
-        </w:rPr>
-        <w:t>Zone-level configuration with property override:</w:t>
-      </w:r>
-    </w:p>
-    <w:p>
-      <w:pPr>
-        <w:spacing w:before="0" w:after="40"/>
-        <w:ind w:left="360" w:hanging="240"/>
-      </w:pPr>
-      <w:r>
-        <w:rPr>
-          <w:rFonts w:ascii="Arial" w:hAnsi="Arial" w:eastAsia="Arial" w:cs="Arial"/>
-          <w:b w:val="0"/>
-          <w:color w:val="000000"/>
-          <w:sz w:val="20"/>
-          <w:u w:val="none"/>
-        </w:rPr>
-        <w:t>• Given the setting is Off at Supreme zone but On at a specific region zone</w:t>
-      </w:r>
-    </w:p>
-    <w:p>
-      <w:pPr>
-        <w:spacing w:before="0" w:after="40"/>
-        <w:ind w:left="360" w:hanging="240"/>
-      </w:pPr>
-      <w:r>
-        <w:rPr>
-          <w:rFonts w:ascii="Arial" w:hAnsi="Arial" w:eastAsia="Arial" w:cs="Arial"/>
-          <w:b w:val="0"/>
-          <w:color w:val="000000"/>
-          <w:sz w:val="20"/>
-          <w:u w:val="none"/>
-        </w:rPr>
-        <w:t>• When a user under that region logs into the Admin Console</w:t>
-      </w:r>
-    </w:p>
-    <w:p>
-      <w:pPr>
-        <w:spacing w:before="0" w:after="40"/>
-        <w:ind w:left="360" w:hanging="240"/>
-      </w:pPr>
-      <w:r>
-        <w:rPr>
-          <w:rFonts w:ascii="Arial" w:hAnsi="Arial" w:eastAsia="Arial" w:cs="Arial"/>
-          <w:b w:val="0"/>
-          <w:color w:val="000000"/>
-          <w:sz w:val="20"/>
-          <w:u w:val="none"/>
-        </w:rPr>
-        <w:t>• Then the hiding behavior follows the region zone's setting (On)</w:t>
-      </w:r>
-    </w:p>
-    <w:p>
-      <w:pPr>
-        <w:spacing w:before="0" w:after="40"/>
-        <w:ind w:left="360" w:hanging="240"/>
-      </w:pPr>
-      <w:r>
-        <w:rPr>
-          <w:rFonts w:ascii="Arial" w:hAnsi="Arial" w:eastAsia="Arial" w:cs="Arial"/>
-          <w:b w:val="0"/>
-          <w:color w:val="000000"/>
-          <w:sz w:val="20"/>
-          <w:u w:val="none"/>
-        </w:rPr>
-        <w:t>• And a property under that region can independently override the region's setting</w:t>
-      </w:r>
-    </w:p>
-    <w:p>
-      <w:pPr>
-        <w:spacing w:before="0" w:after="80"/>
-      </w:pPr>
-      <w:r>
-        <w:rPr>
-          <w:rFonts w:ascii="Arial" w:hAnsi="Arial" w:eastAsia="Arial" w:cs="Arial"/>
-          <w:b/>
-          <w:color w:val="000000"/>
-          <w:sz w:val="20"/>
-          <w:u w:val="none"/>
-        </w:rPr>
-        <w:t>Setting Off restores default visibility:</w:t>
-      </w:r>
-    </w:p>
-    <w:p>
-      <w:pPr>
-        <w:spacing w:before="0" w:after="40"/>
-        <w:ind w:left="360" w:hanging="240"/>
-      </w:pPr>
-      <w:r>
-        <w:rPr>
-          <w:rFonts w:ascii="Arial" w:hAnsi="Arial" w:eastAsia="Arial" w:cs="Arial"/>
-          <w:b w:val="0"/>
-          <w:color w:val="000000"/>
-          <w:sz w:val="20"/>
-          <w:u w:val="none"/>
-        </w:rPr>
-        <w:t>• Given the setting is toggled from On to Off</w:t>
-      </w:r>
-    </w:p>
-    <w:p>
-      <w:pPr>
-        <w:spacing w:before="0" w:after="40"/>
-        <w:ind w:left="360" w:hanging="240"/>
-      </w:pPr>
-      <w:r>
-        <w:rPr>
-          <w:rFonts w:ascii="Arial" w:hAnsi="Arial" w:eastAsia="Arial" w:cs="Arial"/>
-          <w:b w:val="0"/>
-          <w:color w:val="000000"/>
-          <w:sz w:val="20"/>
-          <w:u w:val="none"/>
-        </w:rPr>
-        <w:t>• When the user logs out and logs back in</w:t>
-      </w:r>
-    </w:p>
-    <w:p>
-      <w:pPr>
-        <w:spacing w:before="0" w:after="40"/>
-        <w:ind w:left="360" w:hanging="240"/>
-      </w:pPr>
-      <w:r>
-        <w:rPr>
-          <w:rFonts w:ascii="Arial" w:hAnsi="Arial" w:eastAsia="Arial" w:cs="Arial"/>
-          <w:b w:val="0"/>
-          <w:color w:val="000000"/>
-          <w:sz w:val="20"/>
-          <w:u w:val="none"/>
-        </w:rPr>
-        <w:t>• Then all modules and functions are displayed regardless of Read permissions, matching the current default behavior</w:t>
-      </w:r>
-    </w:p>
-    <w:p>
-      <w:pPr>
-        <w:spacing w:before="0" w:after="40"/>
-        <w:ind w:left="360" w:hanging="240"/>
-      </w:pPr>
-      <w:r>
-        <w:rPr>
-          <w:rFonts w:ascii="Arial" w:hAnsi="Arial" w:eastAsia="Arial" w:cs="Arial"/>
-          <w:b w:val="0"/>
-          <w:color w:val="000000"/>
-          <w:sz w:val="20"/>
-          <w:u w:val="none"/>
-        </w:rPr>
-        <w:t>• And previously hidden modules are accessible via direct URL and show their normal content</w:t>
-      </w:r>
-    </w:p>
-    <w:p>
-      <w:pPr>
-        <w:spacing w:before="0" w:after="40"/>
-        <w:ind w:left="360" w:hanging="240"/>
-      </w:pPr>
-      <w:r>
-        <w:rPr>
-          <w:rFonts w:ascii="Arial" w:hAnsi="Arial" w:eastAsia="Arial" w:cs="Arial"/>
-          <w:b w:val="0"/>
-          <w:color w:val="000000"/>
-          <w:sz w:val="20"/>
-          <w:u w:val="none"/>
-        </w:rPr>
-        <w:t>• But the visibility change does not take effect until logout and re-login; the current session retains the previous visibility state</w:t>
-      </w:r>
-    </w:p>
-    <w:p>
-      <w:pPr>
-        <w:spacing w:before="160" w:after="80"/>
-      </w:pPr>
-      <w:r>
-        <w:rPr>
-          <w:rFonts w:ascii="Arial" w:hAnsi="Arial" w:eastAsia="Arial" w:cs="Arial"/>
-          <w:b/>
-          <w:color w:val="001EFF"/>
-          <w:sz w:val="24"/>
-          <w:u w:val="none"/>
-        </w:rPr>
-        <w:t>Release Notes Summary (v1.2.116.0)</w:t>
-      </w:r>
-    </w:p>
-    <w:p>
-      <w:pPr>
-        <w:spacing w:before="0" w:after="80"/>
-      </w:pPr>
-      <w:r>
-        <w:rPr>
-          <w:rFonts w:ascii="Arial" w:hAnsi="Arial" w:eastAsia="Arial" w:cs="Arial"/>
-          <w:b w:val="0"/>
-          <w:color w:val="000000"/>
-          <w:sz w:val="20"/>
-          <w:u w:val="none"/>
-        </w:rPr>
-        <w:t>A new setting, "Function Permission Filter," has been added. When enabled, the navigation will be hidden if a user does not have "Read" permission for it. If all functions under a group or module tab have no Read permission, hide the entire group or module tab. Both HQ and LS support this enhancement.</w:t>
-      </w:r>
-    </w:p>
-    <w:p>
-      <w:pPr>
-        <w:spacing w:before="0" w:after="80"/>
-      </w:pPr>
-      <w:r>
-        <w:rPr>
-          <w:rFonts w:ascii="Arial" w:hAnsi="Arial" w:eastAsia="Arial" w:cs="Arial"/>
-          <w:b/>
-          <w:color w:val="000000"/>
-          <w:sz w:val="20"/>
-          <w:u w:val="none"/>
-        </w:rPr>
-        <w:t>Setup:</w:t>
-      </w:r>
-    </w:p>
-    <w:p>
-      <w:pPr>
-        <w:spacing w:before="0" w:after="40"/>
-        <w:ind w:left="360" w:hanging="240"/>
-      </w:pPr>
-      <w:r>
-        <w:rPr>
-          <w:rFonts w:ascii="Arial" w:hAnsi="Arial" w:eastAsia="Arial" w:cs="Arial"/>
-          <w:b w:val="0"/>
-          <w:color w:val="000000"/>
-          <w:sz w:val="20"/>
-          <w:u w:val="none"/>
-        </w:rPr>
-        <w:t>• Add a new option in system settings: "Function Permission Filter", which is "Disable" by default</w:t>
-      </w:r>
-    </w:p>
-    <w:p>
-      <w:pPr>
-        <w:spacing w:before="0" w:after="40"/>
-        <w:ind w:left="360" w:hanging="240"/>
-      </w:pPr>
-      <w:r>
-        <w:rPr>
-          <w:rFonts w:ascii="Arial" w:hAnsi="Arial" w:eastAsia="Arial" w:cs="Arial"/>
-          <w:b w:val="0"/>
-          <w:color w:val="000000"/>
-          <w:sz w:val="20"/>
-          <w:u w:val="none"/>
-        </w:rPr>
-        <w:t>• Can only be configured in the supreme config zone by users with "System Administrator" role</w:t>
-      </w:r>
-    </w:p>
-    <w:p>
-      <w:pPr>
-        <w:spacing w:before="0" w:after="40"/>
-        <w:ind w:left="360" w:hanging="240"/>
-      </w:pPr>
-      <w:r>
-        <w:rPr>
-          <w:rFonts w:ascii="Arial" w:hAnsi="Arial" w:eastAsia="Arial" w:cs="Arial"/>
-          <w:b w:val="0"/>
-          <w:color w:val="000000"/>
-          <w:sz w:val="20"/>
-          <w:u w:val="none"/>
-        </w:rPr>
-        <w:t>• After enabling/disabling, navigation hiding/showing takes effect after refreshing the page</w:t>
-      </w:r>
-    </w:p>
-    <w:p>
-      <w:pPr>
-        <w:spacing w:before="0" w:after="40"/>
-        <w:ind w:left="360" w:hanging="240"/>
-      </w:pPr>
-      <w:r>
-        <w:rPr>
-          <w:rFonts w:ascii="Arial" w:hAnsi="Arial" w:eastAsia="Arial" w:cs="Arial"/>
-          <w:b w:val="0"/>
-          <w:color w:val="000000"/>
-          <w:sz w:val="20"/>
-          <w:u w:val="none"/>
-        </w:rPr>
-        <w:t>• Sub-level changes take effect after user logs in again</w:t>
-      </w:r>
-    </w:p>
-    <w:p>
-      <w:pPr>
-        <w:spacing w:before="0" w:after="40"/>
-        <w:ind w:left="360" w:hanging="240"/>
-      </w:pPr>
-      <w:r>
-        <w:rPr>
-          <w:rFonts w:ascii="Arial" w:hAnsi="Arial" w:eastAsia="Arial" w:cs="Arial"/>
-          <w:b w:val="0"/>
-          <w:color w:val="000000"/>
-          <w:sz w:val="20"/>
-          <w:u w:val="none"/>
-        </w:rPr>
-        <w:t>• Settings cannot be overridden</w:t>
-      </w:r>
-    </w:p>
-    <w:p>
-      <w:pPr>
-        <w:spacing w:before="0" w:after="40"/>
-        <w:ind w:left="360" w:hanging="240"/>
-      </w:pPr>
-      <w:r>
-        <w:rPr>
-          <w:rFonts w:ascii="Arial" w:hAnsi="Arial" w:eastAsia="Arial" w:cs="Arial"/>
-          <w:b w:val="0"/>
-          <w:color w:val="000000"/>
-          <w:sz w:val="20"/>
-          <w:u w:val="none"/>
-        </w:rPr>
-        <w:t>• Settings do not support publishing from HQ to LS</w:t>
-      </w:r>
-    </w:p>
-    <w:p>
-      <w:pPr>
-        <w:spacing w:before="0" w:after="40"/>
-        <w:ind w:left="360" w:hanging="240"/>
-      </w:pPr>
-      <w:r>
-        <w:rPr>
-          <w:rFonts w:ascii="Arial" w:hAnsi="Arial" w:eastAsia="Arial" w:cs="Arial"/>
-          <w:b w:val="0"/>
-          <w:color w:val="000000"/>
-          <w:sz w:val="20"/>
-          <w:u w:val="none"/>
-        </w:rPr>
-        <w:t>• Navigation without permission settings will still be displayed</w:t>
-      </w:r>
-    </w:p>
-    <w:p>
-      <w:pPr>
-        <w:spacing w:before="0" w:after="40"/>
-        <w:ind w:left="360" w:hanging="240"/>
-      </w:pPr>
-      <w:r>
-        <w:rPr>
-          <w:rFonts w:ascii="Arial" w:hAnsi="Arial" w:eastAsia="Arial" w:cs="Arial"/>
-          <w:b w:val="0"/>
-          <w:color w:val="000000"/>
-          <w:sz w:val="20"/>
-          <w:u w:val="none"/>
-        </w:rPr>
-        <w:t>• Once enabled, "Unauthorized functions are hidden" message appears</w:t>
       </w:r>
     </w:p>
     <w:sectPr>
